--- a/LCS_Sprint1_Plan_de_Pruebas.docx
+++ b/LCS_Sprint1_Plan_de_Pruebas.docx
@@ -110,7 +110,7 @@
           <w:sz w:val="24"/>
           <w:lang w:val="es-AR"/>
         </w:rPr>
-        <w:t>Acuerdo de trabajo del equipo</w:t>
+        <w:t>Plan de pruebas</w:t>
       </w:r>
     </w:p>
     <w:p>
@@ -218,18 +218,8 @@
                 <w:color w:val="17365D"/>
                 <w:sz w:val="21"/>
               </w:rPr>
-              <w:t xml:space="preserve">Equipo / </w:t>
+              <w:t>Equipo / integrantes</w:t>
             </w:r>
-            <w:proofErr w:type="spellStart"/>
-            <w:r>
-              <w:rPr>
-                <w:b/>
-                <w:color w:val="17365D"/>
-                <w:sz w:val="21"/>
-              </w:rPr>
-              <w:t>integrantes</w:t>
-            </w:r>
-            <w:proofErr w:type="spellEnd"/>
           </w:p>
         </w:tc>
         <w:tc>
@@ -302,7 +292,6 @@
             <w:pPr>
               <w:spacing w:after="0"/>
             </w:pPr>
-            <w:proofErr w:type="spellStart"/>
             <w:r>
               <w:rPr>
                 <w:b/>
@@ -311,7 +300,6 @@
               </w:rPr>
               <w:t>Docentes</w:t>
             </w:r>
-            <w:proofErr w:type="spellEnd"/>
           </w:p>
         </w:tc>
         <w:tc>
@@ -432,7 +420,6 @@
             <w:pPr>
               <w:spacing w:after="0"/>
             </w:pPr>
-            <w:proofErr w:type="spellStart"/>
             <w:r>
               <w:rPr>
                 <w:b/>
@@ -441,7 +428,6 @@
               </w:rPr>
               <w:t>Fecha</w:t>
             </w:r>
-            <w:proofErr w:type="spellEnd"/>
           </w:p>
         </w:tc>
         <w:tc>
@@ -558,7 +544,7 @@
     </w:p>
     <w:p>
       <w:pPr>
-        <w:pStyle w:val="Ttulo3"/>
+        <w:pStyle w:val="Heading3"/>
         <w:numPr>
           <w:ilvl w:val="0"/>
           <w:numId w:val="1"/>
@@ -686,31 +672,19 @@
         <w:rPr>
           <w:lang w:val="es-AR"/>
         </w:rPr>
-        <w:t xml:space="preserve"> al límite para detectar comportamientos extraños, </w:t>
-      </w:r>
-      <w:r>
-        <w:rPr>
-          <w:lang w:val="es-AR"/>
-        </w:rPr>
-        <w:t xml:space="preserve">y pruebas para encontrar posibles bugs haciendo que se “rompa el juego”, con el propósito de solucionar todos los posibles errores a </w:t>
-      </w:r>
-      <w:r>
-        <w:rPr>
-          <w:lang w:val="es-AR"/>
-        </w:rPr>
-        <w:t xml:space="preserve">futuro, de manera anticipada. </w:t>
-      </w:r>
-    </w:p>
-    <w:p>
-      <w:pPr>
-        <w:rPr>
-          <w:lang w:val="es-AR"/>
-        </w:rPr>
-      </w:pPr>
-    </w:p>
-    <w:p>
-      <w:pPr>
-        <w:pStyle w:val="Ttulo3"/>
+        <w:t xml:space="preserve"> al límite para detectar comportamientos extraños, y pruebas para encontrar posibles bugs haciendo que se “rompa el juego”, con el propósito de solucionar todos los posibles errores a futuro, de manera anticipada. </w:t>
+      </w:r>
+    </w:p>
+    <w:p>
+      <w:pPr>
+        <w:rPr>
+          <w:lang w:val="es-AR"/>
+        </w:rPr>
+      </w:pPr>
+    </w:p>
+    <w:p>
+      <w:pPr>
+        <w:pStyle w:val="Heading3"/>
         <w:numPr>
           <w:ilvl w:val="0"/>
           <w:numId w:val="1"/>
@@ -757,7 +731,7 @@
     </w:p>
     <w:p>
       <w:pPr>
-        <w:pStyle w:val="Prrafodelista"/>
+        <w:pStyle w:val="ListParagraph"/>
         <w:numPr>
           <w:ilvl w:val="0"/>
           <w:numId w:val="5"/>
@@ -775,7 +749,7 @@
     </w:p>
     <w:p>
       <w:pPr>
-        <w:pStyle w:val="Prrafodelista"/>
+        <w:pStyle w:val="ListParagraph"/>
         <w:numPr>
           <w:ilvl w:val="0"/>
           <w:numId w:val="6"/>
@@ -811,7 +785,7 @@
     </w:p>
     <w:p>
       <w:pPr>
-        <w:pStyle w:val="Prrafodelista"/>
+        <w:pStyle w:val="ListParagraph"/>
         <w:numPr>
           <w:ilvl w:val="0"/>
           <w:numId w:val="6"/>
@@ -829,7 +803,7 @@
     </w:p>
     <w:p>
       <w:pPr>
-        <w:pStyle w:val="Prrafodelista"/>
+        <w:pStyle w:val="ListParagraph"/>
         <w:numPr>
           <w:ilvl w:val="0"/>
           <w:numId w:val="5"/>
@@ -847,7 +821,7 @@
     </w:p>
     <w:p>
       <w:pPr>
-        <w:pStyle w:val="Prrafodelista"/>
+        <w:pStyle w:val="ListParagraph"/>
         <w:numPr>
           <w:ilvl w:val="0"/>
           <w:numId w:val="9"/>
@@ -877,7 +851,7 @@
     </w:p>
     <w:p>
       <w:pPr>
-        <w:pStyle w:val="Prrafodelista"/>
+        <w:pStyle w:val="ListParagraph"/>
         <w:numPr>
           <w:ilvl w:val="0"/>
           <w:numId w:val="9"/>
@@ -919,7 +893,7 @@
     </w:p>
     <w:p>
       <w:pPr>
-        <w:pStyle w:val="Prrafodelista"/>
+        <w:pStyle w:val="ListParagraph"/>
         <w:numPr>
           <w:ilvl w:val="0"/>
           <w:numId w:val="5"/>
@@ -937,7 +911,7 @@
     </w:p>
     <w:p>
       <w:pPr>
-        <w:pStyle w:val="Prrafodelista"/>
+        <w:pStyle w:val="ListParagraph"/>
         <w:numPr>
           <w:ilvl w:val="0"/>
           <w:numId w:val="12"/>
@@ -955,7 +929,7 @@
     </w:p>
     <w:p>
       <w:pPr>
-        <w:pStyle w:val="Prrafodelista"/>
+        <w:pStyle w:val="ListParagraph"/>
         <w:numPr>
           <w:ilvl w:val="0"/>
           <w:numId w:val="12"/>
@@ -973,7 +947,7 @@
     </w:p>
     <w:p>
       <w:pPr>
-        <w:pStyle w:val="Ttulo3"/>
+        <w:pStyle w:val="Heading3"/>
         <w:ind w:left="360"/>
         <w:rPr>
           <w:rFonts w:ascii="Aptos Display" w:hAnsi="Aptos Display"/>
@@ -987,7 +961,7 @@
     </w:p>
     <w:p>
       <w:pPr>
-        <w:pStyle w:val="Ttulo3"/>
+        <w:pStyle w:val="Heading3"/>
         <w:numPr>
           <w:ilvl w:val="0"/>
           <w:numId w:val="1"/>
@@ -1010,18 +984,7 @@
           <w:szCs w:val="30"/>
           <w:lang w:val="es-AR"/>
         </w:rPr>
-        <w:t>C</w:t>
-      </w:r>
-      <w:r>
-        <w:rPr>
-          <w:rFonts w:ascii="Aptos Display" w:hAnsi="Aptos Display"/>
-          <w:b/>
-          <w:bCs/>
-          <w:sz w:val="30"/>
-          <w:szCs w:val="30"/>
-          <w:lang w:val="es-AR"/>
-        </w:rPr>
-        <w:t>riterios de aceptación y registro de Bugs</w:t>
+        <w:t>Criterios de aceptación y registro de Bugs</w:t>
       </w:r>
     </w:p>
     <w:p>
@@ -1076,7 +1039,7 @@
     </w:p>
     <w:tbl>
       <w:tblPr>
-        <w:tblStyle w:val="Tablaconcuadrcula"/>
+        <w:tblStyle w:val="TableGrid"/>
         <w:tblW w:w="0" w:type="auto"/>
         <w:tblLook w:val="04A0" w:firstRow="1" w:lastRow="0" w:firstColumn="1" w:lastColumn="0" w:noHBand="0" w:noVBand="1"/>
       </w:tblPr>
@@ -1548,7 +1511,7 @@
     <w:sdtContent>
       <w:p>
         <w:pPr>
-          <w:pStyle w:val="Piedepgina"/>
+          <w:pStyle w:val="Footer"/>
           <w:jc w:val="right"/>
         </w:pPr>
         <w:r>
@@ -1574,7 +1537,7 @@
   </w:sdt>
   <w:p>
     <w:pPr>
-      <w:pStyle w:val="Piedepgina"/>
+      <w:pStyle w:val="Footer"/>
     </w:pPr>
   </w:p>
 </w:ftr>
@@ -3200,11 +3163,11 @@
       <w14:ligatures w14:val="none"/>
     </w:rPr>
   </w:style>
-  <w:style w:type="paragraph" w:styleId="Ttulo1">
+  <w:style w:type="paragraph" w:styleId="Heading1">
     <w:name w:val="heading 1"/>
     <w:basedOn w:val="Normal"/>
     <w:next w:val="Normal"/>
-    <w:link w:val="Ttulo1Car"/>
+    <w:link w:val="Heading1Char"/>
     <w:uiPriority w:val="9"/>
     <w:qFormat/>
     <w:rsid w:val="00437184"/>
@@ -3221,11 +3184,11 @@
       <w:szCs w:val="40"/>
     </w:rPr>
   </w:style>
-  <w:style w:type="paragraph" w:styleId="Ttulo2">
+  <w:style w:type="paragraph" w:styleId="Heading2">
     <w:name w:val="heading 2"/>
     <w:basedOn w:val="Normal"/>
     <w:next w:val="Normal"/>
-    <w:link w:val="Ttulo2Car"/>
+    <w:link w:val="Heading2Char"/>
     <w:uiPriority w:val="9"/>
     <w:unhideWhenUsed/>
     <w:qFormat/>
@@ -3243,11 +3206,11 @@
       <w:szCs w:val="32"/>
     </w:rPr>
   </w:style>
-  <w:style w:type="paragraph" w:styleId="Ttulo3">
+  <w:style w:type="paragraph" w:styleId="Heading3">
     <w:name w:val="heading 3"/>
     <w:basedOn w:val="Normal"/>
     <w:next w:val="Normal"/>
-    <w:link w:val="Ttulo3Car"/>
+    <w:link w:val="Heading3Char"/>
     <w:uiPriority w:val="9"/>
     <w:unhideWhenUsed/>
     <w:qFormat/>
@@ -3265,11 +3228,11 @@
       <w:szCs w:val="28"/>
     </w:rPr>
   </w:style>
-  <w:style w:type="paragraph" w:styleId="Ttulo4">
+  <w:style w:type="paragraph" w:styleId="Heading4">
     <w:name w:val="heading 4"/>
     <w:basedOn w:val="Normal"/>
     <w:next w:val="Normal"/>
-    <w:link w:val="Ttulo4Car"/>
+    <w:link w:val="Heading4Char"/>
     <w:uiPriority w:val="9"/>
     <w:semiHidden/>
     <w:unhideWhenUsed/>
@@ -3288,11 +3251,11 @@
       <w:color w:val="2F5496" w:themeColor="accent1" w:themeShade="BF"/>
     </w:rPr>
   </w:style>
-  <w:style w:type="paragraph" w:styleId="Ttulo5">
+  <w:style w:type="paragraph" w:styleId="Heading5">
     <w:name w:val="heading 5"/>
     <w:basedOn w:val="Normal"/>
     <w:next w:val="Normal"/>
-    <w:link w:val="Ttulo5Car"/>
+    <w:link w:val="Heading5Char"/>
     <w:uiPriority w:val="9"/>
     <w:semiHidden/>
     <w:unhideWhenUsed/>
@@ -3309,11 +3272,11 @@
       <w:color w:val="2F5496" w:themeColor="accent1" w:themeShade="BF"/>
     </w:rPr>
   </w:style>
-  <w:style w:type="paragraph" w:styleId="Ttulo6">
+  <w:style w:type="paragraph" w:styleId="Heading6">
     <w:name w:val="heading 6"/>
     <w:basedOn w:val="Normal"/>
     <w:next w:val="Normal"/>
-    <w:link w:val="Ttulo6Car"/>
+    <w:link w:val="Heading6Char"/>
     <w:uiPriority w:val="9"/>
     <w:semiHidden/>
     <w:unhideWhenUsed/>
@@ -3332,11 +3295,11 @@
       <w:color w:val="595959" w:themeColor="text1" w:themeTint="A6"/>
     </w:rPr>
   </w:style>
-  <w:style w:type="paragraph" w:styleId="Ttulo7">
+  <w:style w:type="paragraph" w:styleId="Heading7">
     <w:name w:val="heading 7"/>
     <w:basedOn w:val="Normal"/>
     <w:next w:val="Normal"/>
-    <w:link w:val="Ttulo7Car"/>
+    <w:link w:val="Heading7Char"/>
     <w:uiPriority w:val="9"/>
     <w:semiHidden/>
     <w:unhideWhenUsed/>
@@ -3353,11 +3316,11 @@
       <w:color w:val="595959" w:themeColor="text1" w:themeTint="A6"/>
     </w:rPr>
   </w:style>
-  <w:style w:type="paragraph" w:styleId="Ttulo8">
+  <w:style w:type="paragraph" w:styleId="Heading8">
     <w:name w:val="heading 8"/>
     <w:basedOn w:val="Normal"/>
     <w:next w:val="Normal"/>
-    <w:link w:val="Ttulo8Car"/>
+    <w:link w:val="Heading8Char"/>
     <w:uiPriority w:val="9"/>
     <w:semiHidden/>
     <w:unhideWhenUsed/>
@@ -3376,11 +3339,11 @@
       <w:color w:val="272727" w:themeColor="text1" w:themeTint="D8"/>
     </w:rPr>
   </w:style>
-  <w:style w:type="paragraph" w:styleId="Ttulo9">
+  <w:style w:type="paragraph" w:styleId="Heading9">
     <w:name w:val="heading 9"/>
     <w:basedOn w:val="Normal"/>
     <w:next w:val="Normal"/>
-    <w:link w:val="Ttulo9Car"/>
+    <w:link w:val="Heading9Char"/>
     <w:uiPriority w:val="9"/>
     <w:semiHidden/>
     <w:unhideWhenUsed/>
@@ -3397,12 +3360,13 @@
       <w:color w:val="272727" w:themeColor="text1" w:themeTint="D8"/>
     </w:rPr>
   </w:style>
-  <w:style w:type="character" w:default="1" w:styleId="Fuentedeprrafopredeter">
+  <w:style w:type="character" w:default="1" w:styleId="DefaultParagraphFont">
     <w:name w:val="Default Paragraph Font"/>
     <w:uiPriority w:val="1"/>
+    <w:semiHidden/>
     <w:unhideWhenUsed/>
   </w:style>
-  <w:style w:type="table" w:default="1" w:styleId="Tablanormal">
+  <w:style w:type="table" w:default="1" w:styleId="TableNormal">
     <w:name w:val="Normal Table"/>
     <w:uiPriority w:val="99"/>
     <w:semiHidden/>
@@ -3417,16 +3381,16 @@
       </w:tblCellMar>
     </w:tblPr>
   </w:style>
-  <w:style w:type="numbering" w:default="1" w:styleId="Sinlista">
+  <w:style w:type="numbering" w:default="1" w:styleId="NoList">
     <w:name w:val="No List"/>
     <w:uiPriority w:val="99"/>
     <w:semiHidden/>
     <w:unhideWhenUsed/>
   </w:style>
-  <w:style w:type="character" w:customStyle="1" w:styleId="Ttulo1Car">
-    <w:name w:val="Título 1 Car"/>
-    <w:basedOn w:val="Fuentedeprrafopredeter"/>
-    <w:link w:val="Ttulo1"/>
+  <w:style w:type="character" w:customStyle="1" w:styleId="Heading1Char">
+    <w:name w:val="Heading 1 Char"/>
+    <w:basedOn w:val="DefaultParagraphFont"/>
+    <w:link w:val="Heading1"/>
     <w:uiPriority w:val="9"/>
     <w:rsid w:val="00437184"/>
     <w:rPr>
@@ -3436,10 +3400,10 @@
       <w:szCs w:val="40"/>
     </w:rPr>
   </w:style>
-  <w:style w:type="character" w:customStyle="1" w:styleId="Ttulo2Car">
-    <w:name w:val="Título 2 Car"/>
-    <w:basedOn w:val="Fuentedeprrafopredeter"/>
-    <w:link w:val="Ttulo2"/>
+  <w:style w:type="character" w:customStyle="1" w:styleId="Heading2Char">
+    <w:name w:val="Heading 2 Char"/>
+    <w:basedOn w:val="DefaultParagraphFont"/>
+    <w:link w:val="Heading2"/>
     <w:uiPriority w:val="9"/>
     <w:rsid w:val="00437184"/>
     <w:rPr>
@@ -3449,10 +3413,10 @@
       <w:szCs w:val="32"/>
     </w:rPr>
   </w:style>
-  <w:style w:type="character" w:customStyle="1" w:styleId="Ttulo3Car">
-    <w:name w:val="Título 3 Car"/>
-    <w:basedOn w:val="Fuentedeprrafopredeter"/>
-    <w:link w:val="Ttulo3"/>
+  <w:style w:type="character" w:customStyle="1" w:styleId="Heading3Char">
+    <w:name w:val="Heading 3 Char"/>
+    <w:basedOn w:val="DefaultParagraphFont"/>
+    <w:link w:val="Heading3"/>
     <w:uiPriority w:val="9"/>
     <w:rsid w:val="00437184"/>
     <w:rPr>
@@ -3462,10 +3426,10 @@
       <w:szCs w:val="28"/>
     </w:rPr>
   </w:style>
-  <w:style w:type="character" w:customStyle="1" w:styleId="Ttulo4Car">
-    <w:name w:val="Título 4 Car"/>
-    <w:basedOn w:val="Fuentedeprrafopredeter"/>
-    <w:link w:val="Ttulo4"/>
+  <w:style w:type="character" w:customStyle="1" w:styleId="Heading4Char">
+    <w:name w:val="Heading 4 Char"/>
+    <w:basedOn w:val="DefaultParagraphFont"/>
+    <w:link w:val="Heading4"/>
     <w:uiPriority w:val="9"/>
     <w:semiHidden/>
     <w:rsid w:val="00437184"/>
@@ -3476,10 +3440,10 @@
       <w:color w:val="2F5496" w:themeColor="accent1" w:themeShade="BF"/>
     </w:rPr>
   </w:style>
-  <w:style w:type="character" w:customStyle="1" w:styleId="Ttulo5Car">
-    <w:name w:val="Título 5 Car"/>
-    <w:basedOn w:val="Fuentedeprrafopredeter"/>
-    <w:link w:val="Ttulo5"/>
+  <w:style w:type="character" w:customStyle="1" w:styleId="Heading5Char">
+    <w:name w:val="Heading 5 Char"/>
+    <w:basedOn w:val="DefaultParagraphFont"/>
+    <w:link w:val="Heading5"/>
     <w:uiPriority w:val="9"/>
     <w:semiHidden/>
     <w:rsid w:val="00437184"/>
@@ -3488,10 +3452,10 @@
       <w:color w:val="2F5496" w:themeColor="accent1" w:themeShade="BF"/>
     </w:rPr>
   </w:style>
-  <w:style w:type="character" w:customStyle="1" w:styleId="Ttulo6Car">
-    <w:name w:val="Título 6 Car"/>
-    <w:basedOn w:val="Fuentedeprrafopredeter"/>
-    <w:link w:val="Ttulo6"/>
+  <w:style w:type="character" w:customStyle="1" w:styleId="Heading6Char">
+    <w:name w:val="Heading 6 Char"/>
+    <w:basedOn w:val="DefaultParagraphFont"/>
+    <w:link w:val="Heading6"/>
     <w:uiPriority w:val="9"/>
     <w:semiHidden/>
     <w:rsid w:val="00437184"/>
@@ -3502,10 +3466,10 @@
       <w:color w:val="595959" w:themeColor="text1" w:themeTint="A6"/>
     </w:rPr>
   </w:style>
-  <w:style w:type="character" w:customStyle="1" w:styleId="Ttulo7Car">
-    <w:name w:val="Título 7 Car"/>
-    <w:basedOn w:val="Fuentedeprrafopredeter"/>
-    <w:link w:val="Ttulo7"/>
+  <w:style w:type="character" w:customStyle="1" w:styleId="Heading7Char">
+    <w:name w:val="Heading 7 Char"/>
+    <w:basedOn w:val="DefaultParagraphFont"/>
+    <w:link w:val="Heading7"/>
     <w:uiPriority w:val="9"/>
     <w:semiHidden/>
     <w:rsid w:val="00437184"/>
@@ -3514,10 +3478,10 @@
       <w:color w:val="595959" w:themeColor="text1" w:themeTint="A6"/>
     </w:rPr>
   </w:style>
-  <w:style w:type="character" w:customStyle="1" w:styleId="Ttulo8Car">
-    <w:name w:val="Título 8 Car"/>
-    <w:basedOn w:val="Fuentedeprrafopredeter"/>
-    <w:link w:val="Ttulo8"/>
+  <w:style w:type="character" w:customStyle="1" w:styleId="Heading8Char">
+    <w:name w:val="Heading 8 Char"/>
+    <w:basedOn w:val="DefaultParagraphFont"/>
+    <w:link w:val="Heading8"/>
     <w:uiPriority w:val="9"/>
     <w:semiHidden/>
     <w:rsid w:val="00437184"/>
@@ -3528,10 +3492,10 @@
       <w:color w:val="272727" w:themeColor="text1" w:themeTint="D8"/>
     </w:rPr>
   </w:style>
-  <w:style w:type="character" w:customStyle="1" w:styleId="Ttulo9Car">
-    <w:name w:val="Título 9 Car"/>
-    <w:basedOn w:val="Fuentedeprrafopredeter"/>
-    <w:link w:val="Ttulo9"/>
+  <w:style w:type="character" w:customStyle="1" w:styleId="Heading9Char">
+    <w:name w:val="Heading 9 Char"/>
+    <w:basedOn w:val="DefaultParagraphFont"/>
+    <w:link w:val="Heading9"/>
     <w:uiPriority w:val="9"/>
     <w:semiHidden/>
     <w:rsid w:val="00437184"/>
@@ -3540,11 +3504,11 @@
       <w:color w:val="272727" w:themeColor="text1" w:themeTint="D8"/>
     </w:rPr>
   </w:style>
-  <w:style w:type="paragraph" w:styleId="Ttulo">
+  <w:style w:type="paragraph" w:styleId="Title">
     <w:name w:val="Title"/>
     <w:basedOn w:val="Normal"/>
     <w:next w:val="Normal"/>
-    <w:link w:val="TtuloCar"/>
+    <w:link w:val="TitleChar"/>
     <w:uiPriority w:val="10"/>
     <w:qFormat/>
     <w:rsid w:val="00437184"/>
@@ -3560,10 +3524,10 @@
       <w:szCs w:val="56"/>
     </w:rPr>
   </w:style>
-  <w:style w:type="character" w:customStyle="1" w:styleId="TtuloCar">
-    <w:name w:val="Título Car"/>
-    <w:basedOn w:val="Fuentedeprrafopredeter"/>
-    <w:link w:val="Ttulo"/>
+  <w:style w:type="character" w:customStyle="1" w:styleId="TitleChar">
+    <w:name w:val="Title Char"/>
+    <w:basedOn w:val="DefaultParagraphFont"/>
+    <w:link w:val="Title"/>
     <w:uiPriority w:val="10"/>
     <w:rsid w:val="00437184"/>
     <w:rPr>
@@ -3574,11 +3538,11 @@
       <w:szCs w:val="56"/>
     </w:rPr>
   </w:style>
-  <w:style w:type="paragraph" w:styleId="Subttulo">
+  <w:style w:type="paragraph" w:styleId="Subtitle">
     <w:name w:val="Subtitle"/>
     <w:basedOn w:val="Normal"/>
     <w:next w:val="Normal"/>
-    <w:link w:val="SubttuloCar"/>
+    <w:link w:val="SubtitleChar"/>
     <w:uiPriority w:val="11"/>
     <w:qFormat/>
     <w:rsid w:val="00437184"/>
@@ -3595,10 +3559,10 @@
       <w:szCs w:val="28"/>
     </w:rPr>
   </w:style>
-  <w:style w:type="character" w:customStyle="1" w:styleId="SubttuloCar">
-    <w:name w:val="Subtítulo Car"/>
-    <w:basedOn w:val="Fuentedeprrafopredeter"/>
-    <w:link w:val="Subttulo"/>
+  <w:style w:type="character" w:customStyle="1" w:styleId="SubtitleChar">
+    <w:name w:val="Subtitle Char"/>
+    <w:basedOn w:val="DefaultParagraphFont"/>
+    <w:link w:val="Subtitle"/>
     <w:uiPriority w:val="11"/>
     <w:rsid w:val="00437184"/>
     <w:rPr>
@@ -3609,11 +3573,11 @@
       <w:szCs w:val="28"/>
     </w:rPr>
   </w:style>
-  <w:style w:type="paragraph" w:styleId="Cita">
+  <w:style w:type="paragraph" w:styleId="Quote">
     <w:name w:val="Quote"/>
     <w:basedOn w:val="Normal"/>
     <w:next w:val="Normal"/>
-    <w:link w:val="CitaCar"/>
+    <w:link w:val="QuoteChar"/>
     <w:uiPriority w:val="29"/>
     <w:qFormat/>
     <w:rsid w:val="00437184"/>
@@ -3627,10 +3591,10 @@
       <w:color w:val="404040" w:themeColor="text1" w:themeTint="BF"/>
     </w:rPr>
   </w:style>
-  <w:style w:type="character" w:customStyle="1" w:styleId="CitaCar">
-    <w:name w:val="Cita Car"/>
-    <w:basedOn w:val="Fuentedeprrafopredeter"/>
-    <w:link w:val="Cita"/>
+  <w:style w:type="character" w:customStyle="1" w:styleId="QuoteChar">
+    <w:name w:val="Quote Char"/>
+    <w:basedOn w:val="DefaultParagraphFont"/>
+    <w:link w:val="Quote"/>
     <w:uiPriority w:val="29"/>
     <w:rsid w:val="00437184"/>
     <w:rPr>
@@ -3639,7 +3603,7 @@
       <w:color w:val="404040" w:themeColor="text1" w:themeTint="BF"/>
     </w:rPr>
   </w:style>
-  <w:style w:type="paragraph" w:styleId="Prrafodelista">
+  <w:style w:type="paragraph" w:styleId="ListParagraph">
     <w:name w:val="List Paragraph"/>
     <w:basedOn w:val="Normal"/>
     <w:uiPriority w:val="34"/>
@@ -3650,9 +3614,9 @@
       <w:contextualSpacing/>
     </w:pPr>
   </w:style>
-  <w:style w:type="character" w:styleId="nfasisintenso">
+  <w:style w:type="character" w:styleId="IntenseEmphasis">
     <w:name w:val="Intense Emphasis"/>
-    <w:basedOn w:val="Fuentedeprrafopredeter"/>
+    <w:basedOn w:val="DefaultParagraphFont"/>
     <w:uiPriority w:val="21"/>
     <w:qFormat/>
     <w:rsid w:val="00437184"/>
@@ -3662,11 +3626,11 @@
       <w:color w:val="2F5496" w:themeColor="accent1" w:themeShade="BF"/>
     </w:rPr>
   </w:style>
-  <w:style w:type="paragraph" w:styleId="Citadestacada">
+  <w:style w:type="paragraph" w:styleId="IntenseQuote">
     <w:name w:val="Intense Quote"/>
     <w:basedOn w:val="Normal"/>
     <w:next w:val="Normal"/>
-    <w:link w:val="CitadestacadaCar"/>
+    <w:link w:val="IntenseQuoteChar"/>
     <w:uiPriority w:val="30"/>
     <w:qFormat/>
     <w:rsid w:val="00437184"/>
@@ -3685,10 +3649,10 @@
       <w:color w:val="2F5496" w:themeColor="accent1" w:themeShade="BF"/>
     </w:rPr>
   </w:style>
-  <w:style w:type="character" w:customStyle="1" w:styleId="CitadestacadaCar">
-    <w:name w:val="Cita destacada Car"/>
-    <w:basedOn w:val="Fuentedeprrafopredeter"/>
-    <w:link w:val="Citadestacada"/>
+  <w:style w:type="character" w:customStyle="1" w:styleId="IntenseQuoteChar">
+    <w:name w:val="Intense Quote Char"/>
+    <w:basedOn w:val="DefaultParagraphFont"/>
+    <w:link w:val="IntenseQuote"/>
     <w:uiPriority w:val="30"/>
     <w:rsid w:val="00437184"/>
     <w:rPr>
@@ -3697,9 +3661,9 @@
       <w:color w:val="2F5496" w:themeColor="accent1" w:themeShade="BF"/>
     </w:rPr>
   </w:style>
-  <w:style w:type="character" w:styleId="Referenciaintensa">
+  <w:style w:type="character" w:styleId="IntenseReference">
     <w:name w:val="Intense Reference"/>
-    <w:basedOn w:val="Fuentedeprrafopredeter"/>
+    <w:basedOn w:val="DefaultParagraphFont"/>
     <w:uiPriority w:val="32"/>
     <w:qFormat/>
     <w:rsid w:val="00437184"/>
@@ -3711,10 +3675,10 @@
       <w:spacing w:val="5"/>
     </w:rPr>
   </w:style>
-  <w:style w:type="paragraph" w:styleId="Encabezado">
+  <w:style w:type="paragraph" w:styleId="Header">
     <w:name w:val="header"/>
     <w:basedOn w:val="Normal"/>
-    <w:link w:val="EncabezadoCar"/>
+    <w:link w:val="HeaderChar"/>
     <w:uiPriority w:val="99"/>
     <w:unhideWhenUsed/>
     <w:rsid w:val="00437184"/>
@@ -3726,10 +3690,10 @@
       <w:spacing w:after="0" w:line="240" w:lineRule="auto"/>
     </w:pPr>
   </w:style>
-  <w:style w:type="character" w:customStyle="1" w:styleId="EncabezadoCar">
-    <w:name w:val="Encabezado Car"/>
-    <w:basedOn w:val="Fuentedeprrafopredeter"/>
-    <w:link w:val="Encabezado"/>
+  <w:style w:type="character" w:customStyle="1" w:styleId="HeaderChar">
+    <w:name w:val="Header Char"/>
+    <w:basedOn w:val="DefaultParagraphFont"/>
+    <w:link w:val="Header"/>
     <w:uiPriority w:val="99"/>
     <w:rsid w:val="00437184"/>
     <w:rPr>
@@ -3742,10 +3706,10 @@
       <w14:ligatures w14:val="none"/>
     </w:rPr>
   </w:style>
-  <w:style w:type="paragraph" w:styleId="Piedepgina">
+  <w:style w:type="paragraph" w:styleId="Footer">
     <w:name w:val="footer"/>
     <w:basedOn w:val="Normal"/>
-    <w:link w:val="PiedepginaCar"/>
+    <w:link w:val="FooterChar"/>
     <w:uiPriority w:val="99"/>
     <w:unhideWhenUsed/>
     <w:rsid w:val="00437184"/>
@@ -3757,10 +3721,10 @@
       <w:spacing w:after="0" w:line="240" w:lineRule="auto"/>
     </w:pPr>
   </w:style>
-  <w:style w:type="character" w:customStyle="1" w:styleId="PiedepginaCar">
-    <w:name w:val="Pie de página Car"/>
-    <w:basedOn w:val="Fuentedeprrafopredeter"/>
-    <w:link w:val="Piedepgina"/>
+  <w:style w:type="character" w:customStyle="1" w:styleId="FooterChar">
+    <w:name w:val="Footer Char"/>
+    <w:basedOn w:val="DefaultParagraphFont"/>
+    <w:link w:val="Footer"/>
     <w:uiPriority w:val="99"/>
     <w:rsid w:val="00437184"/>
     <w:rPr>
@@ -3773,9 +3737,9 @@
       <w14:ligatures w14:val="none"/>
     </w:rPr>
   </w:style>
-  <w:style w:type="table" w:styleId="Tablaconcuadrcula">
+  <w:style w:type="table" w:styleId="TableGrid">
     <w:name w:val="Table Grid"/>
-    <w:basedOn w:val="Tablanormal"/>
+    <w:basedOn w:val="TableNormal"/>
     <w:uiPriority w:val="39"/>
     <w:rsid w:val="0061289F"/>
     <w:pPr>
